--- a/report/f.docx
+++ b/report/f.docx
@@ -8,1587 +8,6 @@
       </w:r>
     </w:p>
     <w:p/>
-    <w:p>
-      <w:r>
-        <w:br/>
-      </w:r>
-    </w:p>
-    <w:p>
-      <w:pPr>
-        <w:bidi/>
-      </w:pPr>
-    </w:p>
-    <w:p>
-      <w:pPr>
-        <w:bidi/>
-      </w:pPr>
-      <w:r>
-        <w:t xml:space="preserve">  </w:t>
-      </w:r>
-      <w:r>
-        <w:rPr>
-          <w:b/>
-          <w:bCs/>
-          <w:rFonts w:ascii="Arial" w:hAnsi="Arial" w:cs="Arial" w:eastAsiaTheme="minorHAnsi"/>
-        </w:rPr>
-        <w:t>📅 الأسبوع 2: Topical Authority (Hubs &amp; Spokes)</w:t>
-      </w:r>
-    </w:p>
-    <w:p>
-      <w:r>
-        <w:t xml:space="preserve">  </w:t>
-      </w:r>
-    </w:p>
-    <w:p>
-      <w:r>
-        <w:t xml:space="preserve">  </w:t>
-      </w:r>
-      <w:r>
-        <w:rPr>
-          <w:b/>
-        </w:rPr>
-        <w:t>Prompt 2.1: Hub 1 - AI Governance</w:t>
-      </w:r>
-    </w:p>
-    <w:p>
-      <w:r>
-        <w:br/>
-      </w:r>
-    </w:p>
-    <w:p>
-      <w:pPr>
-        <w:bidi/>
-      </w:pPr>
-      <w:r>
-        <w:t xml:space="preserve">  أنت Senior SEO Engineer + Content Strategist. المطلوب:</w:t>
-      </w:r>
-    </w:p>
-    <w:p>
-      <w:r>
-        <w:br/>
-      </w:r>
-    </w:p>
-    <w:p>
-      <w:pPr>
-        <w:bidi/>
-      </w:pPr>
-      <w:r>
-        <w:t xml:space="preserve">  تحديث /solutions/ai-governance-platform/ لتصبح Hub رئيسي:</w:t>
-      </w:r>
-    </w:p>
-    <w:p>
-      <w:r>
-        <w:br/>
-      </w:r>
-    </w:p>
-    <w:p>
-      <w:pPr>
-        <w:bidi/>
-      </w:pPr>
-      <w:r>
-        <w:t xml:space="preserve">  1. أضف قسم "منظومة الحوكمة الشاملة" يربط إلى:</w:t>
-      </w:r>
-    </w:p>
-    <w:p>
-      <w:r>
-        <w:t xml:space="preserve">     - /docs/ai-governance-saudi-arabia/ (دليل حوكمة AI)</w:t>
-      </w:r>
-    </w:p>
-    <w:p>
-      <w:r>
-        <w:t xml:space="preserve">     - /docs/ai-risk-management/ (إدارة المخاطر)</w:t>
-      </w:r>
-    </w:p>
-    <w:p>
-      <w:r>
-        <w:t xml:space="preserve">     - /docs/ai-audit-readiness/ (جاهزية التدقيق)</w:t>
-      </w:r>
-    </w:p>
-    <w:p>
-      <w:r>
-        <w:t xml:space="preserve">     - /docs/governance-application/ (تطبيق خلال 30 يوم)</w:t>
-      </w:r>
-    </w:p>
-    <w:p>
-      <w:r>
-        <w:t xml:space="preserve">     - /solutions/continuous-ai-governance/ (التشغيل المستمر)</w:t>
-      </w:r>
-    </w:p>
-    <w:p>
-      <w:r>
-        <w:t xml:space="preserve">     - /solutions/policy-to-control-mapping/ (تحويل السياسات)</w:t>
-      </w:r>
-    </w:p>
-    <w:p>
-      <w:r>
-        <w:br/>
-      </w:r>
-    </w:p>
-    <w:p>
-      <w:pPr>
-        <w:bidi/>
-      </w:pPr>
-      <w:r>
-        <w:t xml:space="preserve">  2. استخدم anchor text متنوع:</w:t>
-      </w:r>
-    </w:p>
-    <w:p>
-      <w:pPr>
-        <w:bidi/>
-      </w:pPr>
-      <w:r>
-        <w:t xml:space="preserve">     - "دليل حوكمة الذكاء الاصطناعي في السعودية"</w:t>
-      </w:r>
-    </w:p>
-    <w:p>
-      <w:pPr>
-        <w:bidi/>
-      </w:pPr>
-      <w:r>
-        <w:t xml:space="preserve">     - "إطار إدارة مخاطر AI"</w:t>
-      </w:r>
-    </w:p>
-    <w:p>
-      <w:pPr>
-        <w:bidi/>
-      </w:pPr>
-      <w:r>
-        <w:t xml:space="preserve">     - "كيف تستعد لتدقيق الذكاء الاصطناعي"</w:t>
-      </w:r>
-    </w:p>
-    <w:p>
-      <w:r>
-        <w:br/>
-      </w:r>
-    </w:p>
-    <w:p>
-      <w:pPr>
-        <w:bidi/>
-      </w:pPr>
-      <w:r>
-        <w:t xml:space="preserve">  3. أضف في كل spoke رابط عودة للـ Hub:</w:t>
-      </w:r>
-    </w:p>
-    <w:p>
-      <w:pPr>
-        <w:bidi/>
-      </w:pPr>
-      <w:r>
-        <w:t xml:space="preserve">     "للحصول على منصة حوكمة كاملة، راجع [منصة حوكمة الذكاء</w:t>
-      </w:r>
-    </w:p>
-    <w:p>
-      <w:pPr>
-        <w:bidi/>
-      </w:pPr>
-      <w:r>
-        <w:t xml:space="preserve">  الاصطناعي](/solutions/ai-governance-platform/)"</w:t>
-      </w:r>
-    </w:p>
-    <w:p>
-      <w:r>
-        <w:br/>
-      </w:r>
-    </w:p>
-    <w:p>
-      <w:pPr>
-        <w:bidi/>
-      </w:pPr>
-      <w:r>
-        <w:t xml:space="preserve">  راجع report/seo/topical-map-phase2.md للتفاصيل الكاملة.</w:t>
-      </w:r>
-    </w:p>
-    <w:p>
-      <w:r>
-        <w:br/>
-      </w:r>
-    </w:p>
-    <w:p>
-      <w:r>
-        <w:t xml:space="preserve">  ---</w:t>
-      </w:r>
-    </w:p>
-    <w:p>
-      <w:r>
-        <w:t xml:space="preserve">  </w:t>
-      </w:r>
-      <w:r>
-        <w:rPr>
-          <w:b/>
-        </w:rPr>
-        <w:t>Prompt 2.2: Hub 2 - AI Firewall</w:t>
-      </w:r>
-    </w:p>
-    <w:p>
-      <w:r>
-        <w:br/>
-      </w:r>
-    </w:p>
-    <w:p>
-      <w:pPr>
-        <w:bidi/>
-      </w:pPr>
-      <w:r>
-        <w:t xml:space="preserve">  أنت Senior SEO Engineer + Content Strategist. المطلوب:</w:t>
-      </w:r>
-    </w:p>
-    <w:p>
-      <w:r>
-        <w:br/>
-      </w:r>
-    </w:p>
-    <w:p>
-      <w:pPr>
-        <w:bidi/>
-      </w:pPr>
-      <w:r>
-        <w:t xml:space="preserve">  تحديث /solutions/ai-firewall/ لتصبح Hub رئيسي:</w:t>
-      </w:r>
-    </w:p>
-    <w:p>
-      <w:r>
-        <w:br/>
-      </w:r>
-    </w:p>
-    <w:p>
-      <w:pPr>
-        <w:bidi/>
-      </w:pPr>
-      <w:r>
-        <w:t xml:space="preserve">  1. أضف قسم "حماية البيانات الشاملة" يربط إلى:</w:t>
-      </w:r>
-    </w:p>
-    <w:p>
-      <w:r>
-        <w:t xml:space="preserve">     - /docs/ai-firewall/ (وثائق AI Firewall)</w:t>
-      </w:r>
-    </w:p>
-    <w:p>
-      <w:r>
-        <w:t xml:space="preserve">     - /docs/pdpl-ai-governance/ (PDPL والذكاء الاصطناعي)</w:t>
-      </w:r>
-    </w:p>
-    <w:p>
-      <w:r>
-        <w:t xml:space="preserve">     - /docs/pdpl-chatgpt-data-protection/ (ChatGPT والبيانات)</w:t>
-      </w:r>
-    </w:p>
-    <w:p>
-      <w:r>
-        <w:t xml:space="preserve">     - /pdpl-statement/ (بيان الامتثال)</w:t>
-      </w:r>
-    </w:p>
-    <w:p>
-      <w:r>
-        <w:t xml:space="preserve">     - /kernel/chat/ (Kernel Chat)</w:t>
-      </w:r>
-    </w:p>
-    <w:p>
-      <w:r>
-        <w:br/>
-      </w:r>
-    </w:p>
-    <w:p>
-      <w:pPr>
-        <w:bidi/>
-      </w:pPr>
-      <w:r>
-        <w:t xml:space="preserve">  2. أضف في كل spoke رابط عودة للـ Hub</w:t>
-      </w:r>
-    </w:p>
-    <w:p>
-      <w:r>
-        <w:br/>
-      </w:r>
-    </w:p>
-    <w:p>
-      <w:pPr>
-        <w:bidi/>
-      </w:pPr>
-      <w:r>
-        <w:t xml:space="preserve">  3. استخدم anchor text واضح:</w:t>
-      </w:r>
-    </w:p>
-    <w:p>
-      <w:r>
-        <w:t xml:space="preserve">     - "AI Firewall لحماية البيانات الحساسة"</w:t>
-      </w:r>
-    </w:p>
-    <w:p>
-      <w:r>
-        <w:t xml:space="preserve">     - "PDPL والذكاء الاصطناعي: دليل الامتثال"</w:t>
-      </w:r>
-    </w:p>
-    <w:p>
-      <w:pPr>
-        <w:bidi/>
-      </w:pPr>
-      <w:r>
-        <w:t xml:space="preserve">     - "كيف تحمي بيانات شركتك مع ChatGPT"</w:t>
-      </w:r>
-    </w:p>
-    <w:p>
-      <w:r>
-        <w:br/>
-      </w:r>
-    </w:p>
-    <w:p>
-      <w:pPr>
-        <w:bidi/>
-      </w:pPr>
-      <w:r>
-        <w:t xml:space="preserve">  راجع report/seo/topical-map-phase2.md - Hub 2</w:t>
-      </w:r>
-    </w:p>
-    <w:p>
-      <w:r>
-        <w:br/>
-      </w:r>
-    </w:p>
-    <w:p>
-      <w:r>
-        <w:t xml:space="preserve">  ---</w:t>
-      </w:r>
-    </w:p>
-    <w:p>
-      <w:r>
-        <w:t xml:space="preserve">  </w:t>
-      </w:r>
-      <w:r>
-        <w:rPr>
-          <w:b/>
-        </w:rPr>
-        <w:t>Prompt 2.3: Hub 3 - Auditability</w:t>
-      </w:r>
-    </w:p>
-    <w:p>
-      <w:r>
-        <w:t xml:space="preserve">  </w:t>
-      </w:r>
-    </w:p>
-    <w:p>
-      <w:pPr>
-        <w:bidi/>
-      </w:pPr>
-      <w:r>
-        <w:t xml:space="preserve">  أنت Senior SEO Engineer + Content Strategist. المطلوب:</w:t>
-      </w:r>
-    </w:p>
-    <w:p>
-      <w:r>
-        <w:br/>
-      </w:r>
-    </w:p>
-    <w:p>
-      <w:pPr>
-        <w:bidi/>
-      </w:pPr>
-      <w:r>
-        <w:t xml:space="preserve">  تحديث /solutions/ai-audit-trail/ لتصبح Hub رئيسي:</w:t>
-      </w:r>
-    </w:p>
-    <w:p>
-      <w:r>
-        <w:br/>
-      </w:r>
-    </w:p>
-    <w:p>
-      <w:pPr>
-        <w:bidi/>
-      </w:pPr>
-      <w:r>
-        <w:t xml:space="preserve">  1. أضف قسم "التوثيق والأدلة الشاملة" يربط إلى:</w:t>
-      </w:r>
-    </w:p>
-    <w:p>
-      <w:r>
-        <w:t xml:space="preserve">     - /docs/ai-audit-trail/ (وثائق سجل التدقيق)</w:t>
-      </w:r>
-    </w:p>
-    <w:p>
-      <w:r>
-        <w:t xml:space="preserve">     - /solutions/ai-evidence-file/ (ملف الأدلة)</w:t>
-      </w:r>
-    </w:p>
-    <w:p>
-      <w:r>
-        <w:t xml:space="preserve">     - /docs/ai-evidence-file/ (وثائق ملف الأدلة)</w:t>
-      </w:r>
-    </w:p>
-    <w:p>
-      <w:r>
-        <w:t xml:space="preserve">     - /kernel/audit/ (Kernel Audit)</w:t>
-      </w:r>
-    </w:p>
-    <w:p>
-      <w:r>
-        <w:t xml:space="preserve">     - /kernel/evidence/ (Kernel Evidence)</w:t>
-      </w:r>
-    </w:p>
-    <w:p>
-      <w:r>
-        <w:t xml:space="preserve">     - /docs/ai-audit-readiness/ (جاهزية التدقيق)</w:t>
-      </w:r>
-    </w:p>
-    <w:p>
-      <w:r>
-        <w:br/>
-      </w:r>
-    </w:p>
-    <w:p>
-      <w:pPr>
-        <w:bidi/>
-      </w:pPr>
-      <w:r>
-        <w:t xml:space="preserve">  2. أضف روابط بين Hubs:</w:t>
-      </w:r>
-    </w:p>
-    <w:p>
-      <w:pPr>
-        <w:bidi/>
-      </w:pPr>
-      <w:r>
-        <w:t xml:space="preserve">     - من Hub 3 إلى Hub 1 (الحوكمة)</w:t>
-      </w:r>
-    </w:p>
-    <w:p>
-      <w:pPr>
-        <w:bidi/>
-      </w:pPr>
-      <w:r>
-        <w:t xml:space="preserve">     - من Hub 3 إلى Hub 2 (الحماية)</w:t>
-      </w:r>
-    </w:p>
-    <w:p>
-      <w:r>
-        <w:br/>
-      </w:r>
-    </w:p>
-    <w:p>
-      <w:pPr>
-        <w:bidi/>
-      </w:pPr>
-      <w:r>
-        <w:t xml:space="preserve">  3. استخدم anchor text:</w:t>
-      </w:r>
-    </w:p>
-    <w:p>
-      <w:pPr>
-        <w:bidi/>
-      </w:pPr>
-      <w:r>
-        <w:t xml:space="preserve">     - "سجل تدقيق الذكاء الاصطناعي الشامل"</w:t>
-      </w:r>
-    </w:p>
-    <w:p>
-      <w:pPr>
-        <w:bidi/>
-      </w:pPr>
-      <w:r>
-        <w:t xml:space="preserve">     - "ملف أدلة AI للمراجعة والامتثال"</w:t>
-      </w:r>
-    </w:p>
-    <w:p>
-      <w:pPr>
-        <w:bidi/>
-      </w:pPr>
-      <w:r>
-        <w:t xml:space="preserve">     - "كيف توثق استخدام AI للتدقيق"</w:t>
-      </w:r>
-    </w:p>
-    <w:p>
-      <w:r>
-        <w:br/>
-      </w:r>
-    </w:p>
-    <w:p>
-      <w:pPr>
-        <w:bidi/>
-      </w:pPr>
-      <w:r>
-        <w:t xml:space="preserve">  راجع report/seo/topical-map-phase2.md - Hub 3</w:t>
-      </w:r>
-    </w:p>
-    <w:p>
-      <w:r>
-        <w:br/>
-      </w:r>
-    </w:p>
-    <w:p>
-      <w:r>
-        <w:t xml:space="preserve">  ---</w:t>
-      </w:r>
-    </w:p>
-    <w:p>
-      <w:pPr>
-        <w:bidi/>
-      </w:pPr>
-      <w:r>
-        <w:t xml:space="preserve">  </w:t>
-      </w:r>
-      <w:r>
-        <w:rPr>
-          <w:b/>
-          <w:bCs/>
-          <w:rFonts w:ascii="Arial" w:hAnsi="Arial" w:cs="Arial" w:eastAsiaTheme="minorHAnsi"/>
-        </w:rPr>
-        <w:t>📅 الأسبوع 3: Information Gain Layer</w:t>
-      </w:r>
-    </w:p>
-    <w:p>
-      <w:r>
-        <w:t xml:space="preserve">  </w:t>
-      </w:r>
-    </w:p>
-    <w:p>
-      <w:r>
-        <w:t xml:space="preserve">  </w:t>
-      </w:r>
-      <w:r>
-        <w:rPr>
-          <w:b/>
-        </w:rPr>
-        <w:t>Prompt 3.1: Add Answer Blocks - Homepage</w:t>
-      </w:r>
-    </w:p>
-    <w:p>
-      <w:r>
-        <w:br/>
-      </w:r>
-    </w:p>
-    <w:p>
-      <w:pPr>
-        <w:bidi/>
-      </w:pPr>
-      <w:r>
-        <w:t xml:space="preserve">  أنت Senior SEO Engineer + Content Strategist متخصص في Information Gain.</w:t>
-      </w:r>
-    </w:p>
-    <w:p>
-      <w:r>
-        <w:br/>
-      </w:r>
-    </w:p>
-    <w:p>
-      <w:pPr>
-        <w:bidi/>
-      </w:pPr>
-      <w:r>
-        <w:t xml:space="preserve">  المطلوب: تحديث الصفحة الرئيسية / بإضافة:</w:t>
-      </w:r>
-    </w:p>
-    <w:p>
-      <w:r>
-        <w:br/>
-      </w:r>
-    </w:p>
-    <w:p>
-      <w:r>
-        <w:t xml:space="preserve">  1. Answer Block في أول 200 كلمة:</w:t>
-      </w:r>
-    </w:p>
-    <w:p>
-      <w:r>
-        <w:t xml:space="preserve">     &lt;section class="answer-block"&gt;</w:t>
-      </w:r>
-    </w:p>
-    <w:p>
-      <w:r>
-        <w:t xml:space="preserve">       &lt;h2&gt;ما هي BrightAI؟&lt;/h2&gt;</w:t>
-      </w:r>
-    </w:p>
-    <w:p>
-      <w:r>
-        <w:t xml:space="preserve">       &lt;p&gt;BrightAI هي منصة سعودية لحوكمة وأمان الذكاء الاصطناعي. توفر Saudi AI</w:t>
-      </w:r>
-    </w:p>
-    <w:p>
-      <w:r>
-        <w:t xml:space="preserve">  Safety OS</w:t>
-      </w:r>
-    </w:p>
-    <w:p>
-      <w:pPr>
-        <w:bidi/>
-      </w:pPr>
-      <w:r>
-        <w:t xml:space="preserve">       للمؤسسات السعودية: طبقة تشغيل وسيطة بين الموظفين ونماذج AI (ChatGPT,</w:t>
-      </w:r>
-    </w:p>
-    <w:p>
-      <w:r>
-        <w:t xml:space="preserve">  Claude, Gemini)</w:t>
-      </w:r>
-    </w:p>
-    <w:p>
-      <w:pPr>
-        <w:bidi/>
-      </w:pPr>
-      <w:r>
-        <w:t xml:space="preserve">       والبيانات لتطبيق AI Firewall، سجلات تدقيق، موافقات بشرية، وملفات أدلة</w:t>
-      </w:r>
-    </w:p>
-    <w:p>
-      <w:pPr>
-        <w:bidi/>
-      </w:pPr>
-      <w:r>
-        <w:t xml:space="preserve">  تساعد على</w:t>
-      </w:r>
-    </w:p>
-    <w:p>
-      <w:pPr>
-        <w:bidi/>
-      </w:pPr>
-      <w:r>
-        <w:t xml:space="preserve">       تشغيل الذكاء الاصطناعي بأمان وامتثال لـ PDPL و NCA ECC.&lt;/p&gt;</w:t>
-      </w:r>
-    </w:p>
-    <w:p>
-      <w:r>
-        <w:t xml:space="preserve">     &lt;/section&gt;</w:t>
-      </w:r>
-    </w:p>
-    <w:p>
-      <w:r>
-        <w:br/>
-      </w:r>
-    </w:p>
-    <w:p>
-      <w:pPr>
-        <w:bidi/>
-      </w:pPr>
-      <w:r>
-        <w:t xml:space="preserve">  2. قسم "متى تحتاج BrightAI؟":</w:t>
-      </w:r>
-    </w:p>
-    <w:p>
-      <w:pPr>
-        <w:bidi/>
-      </w:pPr>
-      <w:r>
-        <w:t xml:space="preserve">     - ✅ تستخدم ChatGPT أو Claude أو Gemini</w:t>
-      </w:r>
-    </w:p>
-    <w:p>
-      <w:pPr>
-        <w:bidi/>
-      </w:pPr>
-      <w:r>
-        <w:t xml:space="preserve">     - ✅ تحتاج حماية بيانات حساسة</w:t>
-      </w:r>
-    </w:p>
-    <w:p>
-      <w:pPr>
-        <w:bidi/>
-      </w:pPr>
-      <w:r>
-        <w:t xml:space="preserve">     - ✅ تحتاج امتثال PDPL و NCA ECC</w:t>
-      </w:r>
-    </w:p>
-    <w:p>
-      <w:pPr>
-        <w:bidi/>
-      </w:pPr>
-      <w:r>
-        <w:t xml:space="preserve">     - ✅ تريد توثيق استخدام AI</w:t>
-      </w:r>
-    </w:p>
-    <w:p>
-      <w:pPr>
-        <w:bidi/>
-      </w:pPr>
-      <w:r>
-        <w:t xml:space="preserve">     - ✅ تحتاج موافقات بشرية للقرارات الحساسة</w:t>
-      </w:r>
-    </w:p>
-    <w:p>
-      <w:r>
-        <w:br/>
-      </w:r>
-    </w:p>
-    <w:p>
-      <w:pPr>
-        <w:bidi/>
-      </w:pPr>
-      <w:r>
-        <w:t xml:space="preserve">  3. قسم "أخطاء شائعة عند استخدام AI":</w:t>
-      </w:r>
-    </w:p>
-    <w:p>
-      <w:pPr>
-        <w:bidi/>
-      </w:pPr>
-      <w:r>
-        <w:t xml:space="preserve">     - ❌ إرسال بيانات عملاء إلى ChatGPT مباشرة</w:t>
-      </w:r>
-    </w:p>
-    <w:p>
-      <w:pPr>
-        <w:bidi/>
-      </w:pPr>
-      <w:r>
-        <w:t xml:space="preserve">     - ❌ عدم توثيق استخدام AI</w:t>
-      </w:r>
-    </w:p>
-    <w:p>
-      <w:pPr>
-        <w:bidi/>
-      </w:pPr>
-      <w:r>
-        <w:t xml:space="preserve">     - ❌ السماح لـ AI باتخاذ قرارات حساسة بدون مراجعة</w:t>
-      </w:r>
-    </w:p>
-    <w:p>
-      <w:pPr>
-        <w:bidi/>
-      </w:pPr>
-      <w:r>
-        <w:t xml:space="preserve">     - ❌ عدم تصنيف المخاطر</w:t>
-      </w:r>
-    </w:p>
-    <w:p>
-      <w:r>
-        <w:br/>
-      </w:r>
-    </w:p>
-    <w:p>
-      <w:r>
-        <w:t xml:space="preserve">  4. Citation Block قابل للاستشهاد</w:t>
-      </w:r>
-    </w:p>
-    <w:p>
-      <w:r>
-        <w:br/>
-      </w:r>
-    </w:p>
-    <w:p>
-      <w:pPr>
-        <w:bidi/>
-      </w:pPr>
-      <w:r>
-        <w:t xml:space="preserve">  راجع report/seo/retrieval-intent-map.md للتفاصيل.</w:t>
-      </w:r>
-    </w:p>
-    <w:p>
-      <w:pPr>
-        <w:bidi/>
-      </w:pPr>
-      <w:r>
-        <w:t xml:space="preserve">  لا تكسر التصميم. استخدم classes موجودة.</w:t>
-      </w:r>
-    </w:p>
-    <w:p>
-      <w:r>
-        <w:br/>
-      </w:r>
-    </w:p>
-    <w:p>
-      <w:r>
-        <w:t xml:space="preserve">  ---</w:t>
-      </w:r>
-    </w:p>
-    <w:p>
-      <w:r>
-        <w:t xml:space="preserve">  </w:t>
-      </w:r>
-      <w:r>
-        <w:rPr>
-          <w:b/>
-        </w:rPr>
-        <w:t>Prompt 3.2: Add Answer Blocks - AI Firewall</w:t>
-      </w:r>
-    </w:p>
-    <w:p>
-      <w:r>
-        <w:br/>
-      </w:r>
-    </w:p>
-    <w:p>
-      <w:pPr>
-        <w:bidi/>
-      </w:pPr>
-      <w:r>
-        <w:t xml:space="preserve">  أنت Senior SEO Engineer + Content Strategist متخصص في Information Gain.</w:t>
-      </w:r>
-    </w:p>
-    <w:p>
-      <w:r>
-        <w:br/>
-      </w:r>
-    </w:p>
-    <w:p>
-      <w:pPr>
-        <w:bidi/>
-      </w:pPr>
-      <w:r>
-        <w:t xml:space="preserve">  المطلوب: تحديث /solutions/ai-firewall/ بإضافة:</w:t>
-      </w:r>
-    </w:p>
-    <w:p>
-      <w:r>
-        <w:br/>
-      </w:r>
-    </w:p>
-    <w:p>
-      <w:r>
-        <w:t xml:space="preserve">  1. Answer Block في أول 200 كلمة:</w:t>
-      </w:r>
-    </w:p>
-    <w:p>
-      <w:r>
-        <w:t xml:space="preserve">     &lt;section class="answer-block"&gt;</w:t>
-      </w:r>
-    </w:p>
-    <w:p>
-      <w:r>
-        <w:t xml:space="preserve">       &lt;h2&gt;ما هو AI Firewall؟&lt;/h2&gt;</w:t>
-      </w:r>
-    </w:p>
-    <w:p>
-      <w:r>
-        <w:t xml:space="preserve">       &lt;p&gt;AI Firewall من BrightAI هو طبقة فحص بين الموظف ونماذج الذكاء</w:t>
-      </w:r>
-    </w:p>
-    <w:p>
-      <w:pPr>
-        <w:bidi/>
-      </w:pPr>
-      <w:r>
-        <w:t xml:space="preserve">  الاصطناعي،</w:t>
-      </w:r>
-    </w:p>
-    <w:p>
-      <w:pPr>
-        <w:bidi/>
-      </w:pPr>
-      <w:r>
-        <w:t xml:space="preserve">       تفحص الطلبات والملفات والمخرجات لاكتشاف البيانات الحساسة والمخاطر قبل</w:t>
-      </w:r>
-    </w:p>
-    <w:p>
-      <w:pPr>
-        <w:bidi/>
-      </w:pPr>
-      <w:r>
-        <w:t xml:space="preserve">  وصولها</w:t>
-      </w:r>
-    </w:p>
-    <w:p>
-      <w:pPr>
-        <w:bidi/>
-      </w:pPr>
-      <w:r>
-        <w:t xml:space="preserve">       للنموذج أو خروجها من بيئة المؤسسة. يعمل مع ChatGPT, Claude, Gemini.&lt;/p&gt;</w:t>
-      </w:r>
-    </w:p>
-    <w:p>
-      <w:r>
-        <w:t xml:space="preserve">     &lt;/section&gt;</w:t>
-      </w:r>
-    </w:p>
-    <w:p>
-      <w:r>
-        <w:br/>
-      </w:r>
-    </w:p>
-    <w:p>
-      <w:pPr>
-        <w:bidi/>
-      </w:pPr>
-      <w:r>
-        <w:t xml:space="preserve">  2. جدول "أنواع البيانات الحساسة في السعودية":</w:t>
-      </w:r>
-    </w:p>
-    <w:p>
-      <w:pPr>
-        <w:bidi/>
-      </w:pPr>
-      <w:r>
-        <w:t xml:space="preserve">     | النوع | أمثلة | المخاطر |</w:t>
-      </w:r>
-    </w:p>
-    <w:p>
-      <w:r>
-        <w:t xml:space="preserve">     |-------|--------|---------|</w:t>
-      </w:r>
-    </w:p>
-    <w:p>
-      <w:pPr>
-        <w:bidi/>
-      </w:pPr>
-      <w:r>
-        <w:t xml:space="preserve">     | بيانات شخصية | أسماء، أرقام هوية، جوازات | انتهاك PDPL |</w:t>
-      </w:r>
-    </w:p>
-    <w:p>
-      <w:pPr>
-        <w:bidi/>
-      </w:pPr>
-      <w:r>
-        <w:t xml:space="preserve">     | بيانات مالية | أرقام حسابات، رواتب | تسريب مالي |</w:t>
-      </w:r>
-    </w:p>
-    <w:p>
-      <w:pPr>
-        <w:bidi/>
-      </w:pPr>
-      <w:r>
-        <w:t xml:space="preserve">     | بيانات طبية | سجلات مرضى، تشخيصات | انتهاك PDPL + SFDA |</w:t>
-      </w:r>
-    </w:p>
-    <w:p>
-      <w:pPr>
-        <w:bidi/>
-      </w:pPr>
-      <w:r>
-        <w:t xml:space="preserve">     | بيانات تجارية | عقود، أسعار، استراتيجيات | فقدان ميزة تنافسية |</w:t>
-      </w:r>
-    </w:p>
-    <w:p>
-      <w:r>
-        <w:br/>
-      </w:r>
-    </w:p>
-    <w:p>
-      <w:pPr>
-        <w:bidi/>
-      </w:pPr>
-      <w:r>
-        <w:t xml:space="preserve">  3. سيناريو سعودي:</w:t>
-      </w:r>
-    </w:p>
-    <w:p>
-      <w:pPr>
-        <w:bidi/>
-      </w:pPr>
-      <w:r>
-        <w:t xml:space="preserve">     "بنك سعودي يستخدم ChatGPT: موظف يسأل عن عميل بالاسم → AI Firewall يكتشف</w:t>
-      </w:r>
-    </w:p>
-    <w:p>
-      <w:pPr>
-        <w:bidi/>
-      </w:pPr>
-      <w:r>
-        <w:t xml:space="preserve">     ويخفي الاسم → يصعد للموافقة → يوثق في audit trail"</w:t>
-      </w:r>
-    </w:p>
-    <w:p>
-      <w:r>
-        <w:br/>
-      </w:r>
-    </w:p>
-    <w:p>
-      <w:r>
-        <w:t xml:space="preserve">  4. Query Fan-Out: "أسئلة تبحث عنها فرق الأمن":</w:t>
-      </w:r>
-    </w:p>
-    <w:p>
-      <w:pPr>
-        <w:bidi/>
-      </w:pPr>
-      <w:r>
-        <w:t xml:space="preserve">     - ما البيانات التي يحميها AI Firewall؟</w:t>
-      </w:r>
-    </w:p>
-    <w:p>
-      <w:pPr>
-        <w:bidi/>
-      </w:pPr>
-      <w:r>
-        <w:t xml:space="preserve">     - كيف يكتشف البيانات الحساسة؟</w:t>
-      </w:r>
-    </w:p>
-    <w:p>
-      <w:pPr>
-        <w:bidi/>
-      </w:pPr>
-      <w:r>
-        <w:t xml:space="preserve">     - ما الفرق بين AI Firewall و DLP؟</w:t>
-      </w:r>
-    </w:p>
-    <w:p>
-      <w:pPr>
-        <w:bidi/>
-      </w:pPr>
-      <w:r>
-        <w:t xml:space="preserve">     - كيف يتكامل مع ChatGPT؟</w:t>
-      </w:r>
-    </w:p>
-    <w:p>
-      <w:r>
-        <w:br/>
-      </w:r>
-    </w:p>
-    <w:p>
-      <w:pPr>
-        <w:bidi/>
-      </w:pPr>
-      <w:r>
-        <w:t xml:space="preserve">  راجع report/seo/retrieval-intent-map.md - Prompt 4.2</w:t>
-      </w:r>
-    </w:p>
-    <w:p>
-      <w:r>
-        <w:br/>
-      </w:r>
-    </w:p>
-    <w:p>
-      <w:r>
-        <w:t xml:space="preserve">  ---</w:t>
-      </w:r>
-    </w:p>
-    <w:p>
-      <w:r>
-        <w:t xml:space="preserve">  </w:t>
-      </w:r>
-      <w:r>
-        <w:rPr>
-          <w:b/>
-        </w:rPr>
-        <w:t>Prompt 3.3: Add Answer Blocks - PDPL Docs</w:t>
-      </w:r>
-    </w:p>
-    <w:p>
-      <w:r>
-        <w:br/>
-      </w:r>
-    </w:p>
-    <w:p>
-      <w:pPr>
-        <w:bidi/>
-      </w:pPr>
-      <w:r>
-        <w:t xml:space="preserve">  أنت Senior SEO Engineer + Content Strategist متخصص في Compliance.</w:t>
-      </w:r>
-    </w:p>
-    <w:p>
-      <w:r>
-        <w:br/>
-      </w:r>
-    </w:p>
-    <w:p>
-      <w:pPr>
-        <w:bidi/>
-      </w:pPr>
-      <w:r>
-        <w:t xml:space="preserve">  المطلوب: تحديث /docs/pdpl-ai-governance/ بإضافة:</w:t>
-      </w:r>
-    </w:p>
-    <w:p>
-      <w:r>
-        <w:br/>
-      </w:r>
-    </w:p>
-    <w:p>
-      <w:r>
-        <w:t xml:space="preserve">  1. Answer Block:</w:t>
-      </w:r>
-    </w:p>
-    <w:p>
-      <w:r>
-        <w:t xml:space="preserve">     &lt;section class="answer-block"&gt;</w:t>
-      </w:r>
-    </w:p>
-    <w:p>
-      <w:r>
-        <w:t xml:space="preserve">       &lt;h2&gt;ما هو PDPL وكيف يؤثر على استخدام AI؟&lt;/h2&gt;</w:t>
-      </w:r>
-    </w:p>
-    <w:p>
-      <w:r>
-        <w:t xml:space="preserve">       &lt;p&gt;PDPL (نظام حماية البيانات الشخصية السعودي) يحمي خصوصية البيانات</w:t>
-      </w:r>
-    </w:p>
-    <w:p>
-      <w:pPr>
-        <w:bidi/>
-      </w:pPr>
-      <w:r>
-        <w:t xml:space="preserve">  الشخصية.</w:t>
-      </w:r>
-    </w:p>
-    <w:p>
-      <w:pPr>
-        <w:bidi/>
-      </w:pPr>
-      <w:r>
-        <w:t xml:space="preserve">       عند استخدام AI، لا يمكن إرسال بيانات شخصية إلى نماذج AI بدون موافقة صريحة</w:t>
-      </w:r>
-    </w:p>
-    <w:p>
-      <w:r>
-        <w:br/>
-      </w:r>
-    </w:p>
-    <w:p>
-      <w:pPr>
-        <w:bidi/>
-      </w:pPr>
-      <w:r>
-        <w:t xml:space="preserve">       وحماية كافية. الانتهاك يعرضك لغرامات تصل إلى 3 مليون ريال.&lt;/p&gt;</w:t>
-      </w:r>
-    </w:p>
-    <w:p>
-      <w:r>
-        <w:t xml:space="preserve">     &lt;/section&gt;</w:t>
-      </w:r>
-    </w:p>
-    <w:p>
-      <w:r>
-        <w:br/>
-      </w:r>
-    </w:p>
-    <w:p>
-      <w:pPr>
-        <w:bidi/>
-      </w:pPr>
-      <w:r>
-        <w:t xml:space="preserve">  2. جدول "أنواع البيانات الشخصية حسب PDPL":</w:t>
-      </w:r>
-    </w:p>
-    <w:p>
-      <w:pPr>
-        <w:bidi/>
-      </w:pPr>
-      <w:r>
-        <w:t xml:space="preserve">     | الفئة | أمثلة | مستوى الحساسية |</w:t>
-      </w:r>
-    </w:p>
-    <w:p>
-      <w:r>
-        <w:t xml:space="preserve">     |-------|--------|-----------------|</w:t>
-      </w:r>
-    </w:p>
-    <w:p>
-      <w:pPr>
-        <w:bidi/>
-      </w:pPr>
-      <w:r>
-        <w:t xml:space="preserve">     | بيانات تعريفية | اسم، رقم هوية، جواز | عالية |</w:t>
-      </w:r>
-    </w:p>
-    <w:p>
-      <w:pPr>
-        <w:bidi/>
-      </w:pPr>
-      <w:r>
-        <w:t xml:space="preserve">     | بيانات اتصال | بريد، هاتف، عنوان | متوسطة |</w:t>
-      </w:r>
-    </w:p>
-    <w:p>
-      <w:pPr>
-        <w:bidi/>
-      </w:pPr>
-      <w:r>
-        <w:t xml:space="preserve">     | بيانات مالية | حساب بنكي، راتب | عالية جداً  |</w:t>
-      </w:r>
-    </w:p>
-    <w:p>
-      <w:pPr>
-        <w:bidi/>
-      </w:pPr>
-      <w:r>
-        <w:t xml:space="preserve">     | بيانات صحية | سجل طبي، تشخيص | عالية جداً  |</w:t>
-      </w:r>
-    </w:p>
-    <w:p>
-      <w:pPr>
-        <w:bidi/>
-      </w:pPr>
-      <w:r>
-        <w:t xml:space="preserve">     | بيانات حساسة | دين، عرق، سياسة | عالية جداً  |</w:t>
-      </w:r>
-    </w:p>
-    <w:p>
-      <w:r>
-        <w:br/>
-      </w:r>
-    </w:p>
-    <w:p>
-      <w:pPr>
-        <w:bidi/>
-      </w:pPr>
-      <w:r>
-        <w:t xml:space="preserve">  3. سيناريوهات انتهاك PDPL:</w:t>
-      </w:r>
-    </w:p>
-    <w:p>
-      <w:pPr>
-        <w:bidi/>
-      </w:pPr>
-      <w:r>
-        <w:t xml:space="preserve">     - ❌ موظف HR يسأل ChatGPT عن موظف بالاسم</w:t>
-      </w:r>
-    </w:p>
-    <w:p>
-      <w:pPr>
-        <w:bidi/>
-      </w:pPr>
-      <w:r>
-        <w:t xml:space="preserve">     - ❌ فريق مبيعات يرفع قائمة عملاء لـ Claude</w:t>
-      </w:r>
-    </w:p>
-    <w:p>
-      <w:pPr>
-        <w:bidi/>
-      </w:pPr>
-      <w:r>
-        <w:t xml:space="preserve">     - ❌ طبيب يسأل عن مريض بالاسم</w:t>
-      </w:r>
-    </w:p>
-    <w:p>
-      <w:pPr>
-        <w:bidi/>
-      </w:pPr>
-      <w:r>
-        <w:t xml:space="preserve">     - ✅ استخدام AI Firewall لإخفاء البيانات تلقائياً</w:t>
-      </w:r>
-    </w:p>
-    <w:p>
-      <w:r>
-        <w:br/>
-      </w:r>
-    </w:p>
-    <w:p>
-      <w:r>
-        <w:t xml:space="preserve">  4. Checklist امتثال PDPL:</w:t>
-      </w:r>
-    </w:p>
-    <w:p>
-      <w:pPr>
-        <w:bidi/>
-      </w:pPr>
-      <w:r>
-        <w:t xml:space="preserve">     - [ ] حصر استخدامات AI</w:t>
-      </w:r>
-    </w:p>
-    <w:p>
-      <w:pPr>
-        <w:bidi/>
-      </w:pPr>
-      <w:r>
-        <w:t xml:space="preserve">     - [ ] تصنيف البيانات</w:t>
-      </w:r>
-    </w:p>
-    <w:p>
-      <w:pPr>
-        <w:bidi/>
-      </w:pPr>
-      <w:r>
-        <w:t xml:space="preserve">     - [ ] تطبيق AI Firewall</w:t>
-      </w:r>
-    </w:p>
-    <w:p>
-      <w:pPr>
-        <w:bidi/>
-      </w:pPr>
-      <w:r>
-        <w:t xml:space="preserve">     - [ ] توثيق في audit trail</w:t>
-      </w:r>
-    </w:p>
-    <w:p>
-      <w:pPr>
-        <w:bidi/>
-      </w:pPr>
-      <w:r>
-        <w:t xml:space="preserve">     - [ ] تدريب الموظفين</w:t>
-      </w:r>
-    </w:p>
-    <w:p>
-      <w:r>
-        <w:br/>
-      </w:r>
-    </w:p>
-    <w:p>
-      <w:pPr>
-        <w:bidi/>
-      </w:pPr>
-      <w:r>
-        <w:t xml:space="preserve">  راجع report/seo/retrieval-intent-map.md - Prompt 3.1</w:t>
-      </w:r>
-    </w:p>
-    <w:p>
-      <w:r>
-        <w:br/>
-      </w:r>
-    </w:p>
-    <w:p>
-      <w:r>
-        <w:t xml:space="preserve">  ---</w:t>
-      </w:r>
-    </w:p>
-    <w:p>
-      <w:r>
-        <w:t xml:space="preserve">  </w:t>
-      </w:r>
-      <w:r>
-        <w:rPr>
-          <w:b/>
-        </w:rPr>
-        <w:t>Prompt 3.4: Add Answer Blocks - NCA ECC Docs</w:t>
-      </w:r>
-    </w:p>
-    <w:p>
-      <w:r>
-        <w:br/>
-      </w:r>
-    </w:p>
-    <w:p>
-      <w:pPr>
-        <w:bidi/>
-      </w:pPr>
-      <w:r>
-        <w:t xml:space="preserve">  أنت Senior SEO Engineer + Content Strategist متخصص في Cybersecurity</w:t>
-      </w:r>
-    </w:p>
-    <w:p>
-      <w:r>
-        <w:t xml:space="preserve">  Compliance.</w:t>
-      </w:r>
-    </w:p>
-    <w:p>
-      <w:r>
-        <w:br/>
-      </w:r>
-    </w:p>
-    <w:p>
-      <w:pPr>
-        <w:bidi/>
-      </w:pPr>
-      <w:r>
-        <w:t xml:space="preserve">  المطلوب: تحديث /docs/nca-ecc-ai-governance/ بإضافة:</w:t>
-      </w:r>
-    </w:p>
-    <w:p>
-      <w:r>
-        <w:br/>
-      </w:r>
-    </w:p>
-    <w:p>
-      <w:r>
-        <w:t xml:space="preserve">  1. Answer Block:</w:t>
-      </w:r>
-    </w:p>
-    <w:p>
-      <w:r>
-        <w:t xml:space="preserve">     &lt;section class="answer-block"&gt;</w:t>
-      </w:r>
-    </w:p>
-    <w:p>
-      <w:r>
-        <w:t xml:space="preserve">       &lt;h2&gt;ما هي NCA ECC وكيف تطبق على AI؟&lt;/h2&gt;</w:t>
-      </w:r>
-    </w:p>
-    <w:p>
-      <w:r>
-        <w:t xml:space="preserve">       &lt;p&gt;NCA ECC (الضوابط الأساسية للأمن السيبراني) هي معايير الهيئة الوطنية</w:t>
-      </w:r>
-    </w:p>
-    <w:p>
-      <w:pPr>
-        <w:bidi/>
-      </w:pPr>
-      <w:r>
-        <w:t xml:space="preserve">  للأمن</w:t>
-      </w:r>
-    </w:p>
-    <w:p>
-      <w:pPr>
-        <w:bidi/>
-      </w:pPr>
-      <w:r>
-        <w:t xml:space="preserve">       السيبراني. تطبق على AI من خلال: ضوابط الوصول، حماية البيانات، سجلات</w:t>
-      </w:r>
-    </w:p>
-    <w:p>
-      <w:pPr>
-        <w:bidi/>
-      </w:pPr>
-      <w:r>
-        <w:t xml:space="preserve">  التدقيق،</w:t>
-      </w:r>
-    </w:p>
-    <w:p>
-      <w:pPr>
-        <w:bidi/>
-      </w:pPr>
-      <w:r>
-        <w:t xml:space="preserve">       وإدارة المخاطر.&lt;/p&gt;</w:t>
-      </w:r>
-    </w:p>
-    <w:p>
-      <w:r>
-        <w:t xml:space="preserve">     &lt;/section&gt;</w:t>
-      </w:r>
-    </w:p>
-    <w:p>
-      <w:r>
-        <w:br/>
-      </w:r>
-    </w:p>
-    <w:p>
-      <w:pPr>
-        <w:bidi/>
-      </w:pPr>
-      <w:r>
-        <w:t xml:space="preserve">  2. جدول "ضوابط NCA ECC المرتبطة بـ AI":</w:t>
-      </w:r>
-    </w:p>
-    <w:p>
-      <w:pPr>
-        <w:bidi/>
-      </w:pPr>
-      <w:r>
-        <w:t xml:space="preserve">     | الضابط | التطبيق على AI | حل BrightAI |</w:t>
-      </w:r>
-    </w:p>
-    <w:p>
-      <w:r>
-        <w:t xml:space="preserve">     |---------|----------------|-------------|</w:t>
-      </w:r>
-    </w:p>
-    <w:p>
-      <w:pPr>
-        <w:bidi/>
-      </w:pPr>
-      <w:r>
-        <w:t xml:space="preserve">     | 1.1.1 تصنيف الأصول | تصنيف بيانات AI | AI Firewall |</w:t>
-      </w:r>
-    </w:p>
-    <w:p>
-      <w:pPr>
-        <w:bidi/>
-      </w:pPr>
-      <w:r>
-        <w:t xml:space="preserve">     | 2.2.1 ضوابط الوصول | من يستخدم AI | Governance Platform |</w:t>
-      </w:r>
-    </w:p>
-    <w:p>
-      <w:pPr>
-        <w:bidi/>
-      </w:pPr>
-      <w:r>
-        <w:t xml:space="preserve">     | 3.1.1 حماية البيانات | تشفير وإخفاء | AI Firewall |</w:t>
-      </w:r>
-    </w:p>
-    <w:p>
-      <w:pPr>
-        <w:bidi/>
-      </w:pPr>
-      <w:r>
-        <w:t xml:space="preserve">     | 4.1.1 سجلات التدقيق | توثيق استخدام AI | AI Audit Trail |</w:t>
-      </w:r>
-    </w:p>
-    <w:p>
-      <w:pPr>
-        <w:bidi/>
-      </w:pPr>
-      <w:r>
-        <w:t xml:space="preserve">     | 5.1.1 إدارة المخاطر | تصنيف مخاطر AI | Risk Scoring |</w:t>
-      </w:r>
-    </w:p>
-    <w:p>
-      <w:r>
-        <w:br/>
-      </w:r>
-    </w:p>
-    <w:p>
-      <w:pPr>
-        <w:bidi/>
-      </w:pPr>
-      <w:r>
-        <w:t xml:space="preserve">  3. أمثلة تطبيقية:</w:t>
-      </w:r>
-    </w:p>
-    <w:p>
-      <w:pPr>
-        <w:bidi/>
-      </w:pPr>
-      <w:r>
-        <w:t xml:space="preserve">     - "مستشفى: تطبيق ضوابط الوصول على استخدام AI للسجلات الطبية"</w:t>
-      </w:r>
-    </w:p>
-    <w:p>
-      <w:pPr>
-        <w:bidi/>
-      </w:pPr>
-      <w:r>
-        <w:t xml:space="preserve">     - "بنك: توثيق كل استخدام AI في audit trail محمي"</w:t>
-      </w:r>
-    </w:p>
-    <w:p>
-      <w:pPr>
-        <w:bidi/>
-      </w:pPr>
-      <w:r>
-        <w:t xml:space="preserve">     - "جهة حكومية: تصنيف مخاطر AI حسب حساسية البيانات"</w:t>
-      </w:r>
-    </w:p>
-    <w:p>
-      <w:r>
-        <w:br/>
-      </w:r>
-    </w:p>
-    <w:p>
-      <w:r>
-        <w:t xml:space="preserve">  4. Checklist امتثال NCA ECC:</w:t>
-      </w:r>
-    </w:p>
-    <w:p>
-      <w:pPr>
-        <w:bidi/>
-      </w:pPr>
-      <w:r>
-        <w:t xml:space="preserve">     - [ ] تصنيف بيانات AI</w:t>
-      </w:r>
-    </w:p>
-    <w:p>
-      <w:pPr>
-        <w:bidi/>
-      </w:pPr>
-      <w:r>
-        <w:t xml:space="preserve">     - [ ] ضوابط وصول واضحة</w:t>
-      </w:r>
-    </w:p>
-    <w:p>
-      <w:pPr>
-        <w:bidi/>
-      </w:pPr>
-      <w:r>
-        <w:t xml:space="preserve">     - [ ] تشفير البيانات الحساسة</w:t>
-      </w:r>
-    </w:p>
-    <w:p>
-      <w:pPr>
-        <w:bidi/>
-      </w:pPr>
-      <w:r>
-        <w:t xml:space="preserve">     - [ ] سجل تدقيق محمي</w:t>
-      </w:r>
-    </w:p>
-    <w:p>
-      <w:pPr>
-        <w:bidi/>
-      </w:pPr>
-      <w:r>
-        <w:t xml:space="preserve">     - [ ] تصنيف وإدارة المخاطر</w:t>
-      </w:r>
-    </w:p>
-    <w:p>
-      <w:r>
-        <w:br/>
-      </w:r>
-    </w:p>
-    <w:p>
-      <w:pPr>
-        <w:bidi/>
-      </w:pPr>
-      <w:r>
-        <w:t xml:space="preserve">  راجع report/seo/retrieval-intent-map.md - Prompt 3.2</w:t>
-      </w:r>
-    </w:p>
     <w:p>
       <w:r>
         <w:br/>

--- a/report/f.docx
+++ b/report/f.docx
@@ -14,1127 +14,12 @@
       </w:r>
     </w:p>
     <w:p>
-      <w:r>
-        <w:t xml:space="preserve">  ---</w:t>
-      </w:r>
-    </w:p>
-    <w:p>
-      <w:pPr>
-        <w:bidi/>
-      </w:pPr>
-      <w:r>
-        <w:t xml:space="preserve">  </w:t>
-      </w:r>
-      <w:r>
-        <w:rPr>
-          <w:b/>
-          <w:bCs/>
-          <w:rFonts w:ascii="Arial" w:hAnsi="Arial" w:cs="Arial" w:eastAsiaTheme="minorHAnsi"/>
-        </w:rPr>
-        <w:t>📅 الأسبوع 4: Comparison Pages</w:t>
-      </w:r>
-    </w:p>
-    <w:p>
-      <w:r>
-        <w:t xml:space="preserve">  </w:t>
-      </w:r>
-    </w:p>
-    <w:p>
-      <w:r>
-        <w:t xml:space="preserve">  </w:t>
-      </w:r>
-      <w:r>
-        <w:rPr>
-          <w:b/>
-        </w:rPr>
-        <w:t>Prompt 4.1: Create AI Firewall vs DLP Page</w:t>
-      </w:r>
-    </w:p>
-    <w:p>
-      <w:r>
-        <w:br/>
-      </w:r>
-    </w:p>
-    <w:p>
-      <w:pPr>
-        <w:bidi/>
-      </w:pPr>
-      <w:r>
-        <w:t xml:space="preserve">  أنت Senior SEO Engineer + Content Strategist.</w:t>
-      </w:r>
-    </w:p>
-    <w:p>
-      <w:r>
-        <w:br/>
-      </w:r>
-    </w:p>
-    <w:p>
-      <w:pPr>
-        <w:bidi/>
-      </w:pPr>
-      <w:r>
-        <w:t xml:space="preserve">  المطلوب: إنشاء صفحة /compare/ai-firewall-vs-dlp/</w:t>
-      </w:r>
-    </w:p>
-    <w:p>
-      <w:r>
-        <w:br/>
-      </w:r>
-    </w:p>
-    <w:p>
-      <w:pPr>
-        <w:bidi/>
-      </w:pPr>
-      <w:r>
-        <w:t xml:space="preserve">  استخدم المحتوى الكامل من:</w:t>
-      </w:r>
-    </w:p>
-    <w:p>
-      <w:r>
-        <w:t xml:space="preserve">  report/seo/comparison-pages-plan.md - Section "AI Firewall vs DLP"</w:t>
-      </w:r>
-    </w:p>
-    <w:p>
-      <w:r>
-        <w:br/>
-      </w:r>
-    </w:p>
-    <w:p>
-      <w:pPr>
-        <w:bidi/>
-      </w:pPr>
-      <w:r>
-        <w:t xml:space="preserve">  البنية المطلوبة:</w:t>
-      </w:r>
-    </w:p>
-    <w:p>
-      <w:r>
-        <w:t xml:space="preserve">  1. SEO Meta Tags</w:t>
-      </w:r>
-    </w:p>
-    <w:p>
-      <w:r>
-        <w:t xml:space="preserve">  2. H1: الفرق بين AI Firewall و DLP: أيهما تحتاج لحماية بيانات AI؟</w:t>
-      </w:r>
-    </w:p>
-    <w:p>
-      <w:r>
-        <w:t xml:space="preserve">  3. Answer Block (أول 200 كلمة)</w:t>
-      </w:r>
-    </w:p>
-    <w:p>
-      <w:pPr>
-        <w:bidi/>
-      </w:pPr>
-      <w:r>
-        <w:t xml:space="preserve">  4. جدول المقارنة الكامل</w:t>
-      </w:r>
-    </w:p>
-    <w:p>
-      <w:pPr>
-        <w:bidi/>
-      </w:pPr>
-      <w:r>
-        <w:t xml:space="preserve">  5. متى تحتاج AI Firewall</w:t>
-      </w:r>
-    </w:p>
-    <w:p>
-      <w:pPr>
-        <w:bidi/>
-      </w:pPr>
-      <w:r>
-        <w:t xml:space="preserve">  6. متى تحتاج DLP</w:t>
-      </w:r>
-    </w:p>
-    <w:p>
-      <w:pPr>
-        <w:bidi/>
-      </w:pPr>
-      <w:r>
-        <w:t xml:space="preserve">  7. متى تحتاج الاثنين</w:t>
-      </w:r>
-    </w:p>
-    <w:p>
-      <w:r>
-        <w:t xml:space="preserve">  8. FAQ (4-6 أسئلة)</w:t>
-      </w:r>
-    </w:p>
-    <w:p>
-      <w:r>
-        <w:t xml:space="preserve">  9. CTA واضح</w:t>
-      </w:r>
-    </w:p>
-    <w:p>
-      <w:r>
-        <w:t xml:space="preserve">  10. Schema: FAQPage + BreadcrumbList</w:t>
-      </w:r>
-    </w:p>
-    <w:p>
-      <w:r>
-        <w:br/>
-      </w:r>
-    </w:p>
-    <w:p>
-      <w:pPr>
-        <w:bidi/>
-      </w:pPr>
-      <w:r>
-        <w:t xml:space="preserve">  استخدم نفس تصميم صفحات solutions الموجودة.</w:t>
-      </w:r>
-    </w:p>
-    <w:p>
-      <w:pPr>
-        <w:bidi/>
-      </w:pPr>
-      <w:r>
-        <w:t xml:space="preserve">  أضف الصفحة إلى sitemap.xml</w:t>
-      </w:r>
-    </w:p>
-    <w:p>
-      <w:r>
-        <w:br/>
-      </w:r>
-    </w:p>
-    <w:p>
-      <w:r>
-        <w:t xml:space="preserve">  ---</w:t>
-      </w:r>
-    </w:p>
-    <w:p>
-      <w:r>
-        <w:t xml:space="preserve">  </w:t>
-      </w:r>
-      <w:r>
-        <w:rPr>
-          <w:b/>
-        </w:rPr>
-        <w:t>Prompt 4.2: Create AI Governance vs ChatGPT Enterprise</w:t>
-      </w:r>
-    </w:p>
-    <w:p>
-      <w:r>
-        <w:br/>
-      </w:r>
-    </w:p>
-    <w:p>
-      <w:pPr>
-        <w:bidi/>
-      </w:pPr>
-      <w:r>
-        <w:t xml:space="preserve">  أنت Senior SEO Engineer + Content Strategist.</w:t>
-      </w:r>
-    </w:p>
-    <w:p>
-      <w:r>
-        <w:br/>
-      </w:r>
-    </w:p>
-    <w:p>
-      <w:pPr>
-        <w:bidi/>
-      </w:pPr>
-      <w:r>
-        <w:t xml:space="preserve">  المطلوب: إنشاء صفحة /compare/ai-governance-platform-vs-chatgpt-enterprise/</w:t>
-      </w:r>
-    </w:p>
-    <w:p>
-      <w:r>
-        <w:br/>
-      </w:r>
-    </w:p>
-    <w:p>
-      <w:pPr>
-        <w:bidi/>
-      </w:pPr>
-      <w:r>
-        <w:t xml:space="preserve">  استخدم المحتوى الكامل من:</w:t>
-      </w:r>
-    </w:p>
-    <w:p>
-      <w:r>
-        <w:t xml:space="preserve">  report/seo/comparison-pages-plan.md - Section "AI Governance Platform vs</w:t>
-      </w:r>
-    </w:p>
-    <w:p>
-      <w:r>
-        <w:t xml:space="preserve">  ChatGPT Enterprise"</w:t>
-      </w:r>
-    </w:p>
-    <w:p>
-      <w:r>
-        <w:br/>
-      </w:r>
-    </w:p>
-    <w:p>
-      <w:pPr>
-        <w:bidi/>
-      </w:pPr>
-      <w:r>
-        <w:t xml:space="preserve">  البنية المطلوبة:</w:t>
-      </w:r>
-    </w:p>
-    <w:p>
-      <w:r>
-        <w:t xml:space="preserve">  1. SEO Meta Tags</w:t>
-      </w:r>
-    </w:p>
-    <w:p>
-      <w:r>
-        <w:t xml:space="preserve">  2. H1: الفرق بين منصة حوكمة AI و ChatGPT Enterprise</w:t>
-      </w:r>
-    </w:p>
-    <w:p>
-      <w:r>
-        <w:t xml:space="preserve">  3. Answer Block</w:t>
-      </w:r>
-    </w:p>
-    <w:p>
-      <w:pPr>
-        <w:bidi/>
-      </w:pPr>
-      <w:r>
-        <w:t xml:space="preserve">  4. جدول المقارنة الكامل</w:t>
-      </w:r>
-    </w:p>
-    <w:p>
-      <w:pPr>
-        <w:bidi/>
-      </w:pPr>
-      <w:r>
-        <w:t xml:space="preserve">  5. متى تحتاج AI Governance Platform</w:t>
-      </w:r>
-    </w:p>
-    <w:p>
-      <w:pPr>
-        <w:bidi/>
-      </w:pPr>
-      <w:r>
-        <w:t xml:space="preserve">  6. متى يكفي ChatGPT Enterprise</w:t>
-      </w:r>
-    </w:p>
-    <w:p>
-      <w:pPr>
-        <w:bidi/>
-      </w:pPr>
-      <w:r>
-        <w:t xml:space="preserve">  7. متى تحتاج الاثنين</w:t>
-      </w:r>
-    </w:p>
-    <w:p>
-      <w:r>
-        <w:t xml:space="preserve">  8. FAQ</w:t>
-      </w:r>
-    </w:p>
-    <w:p>
-      <w:r>
-        <w:t xml:space="preserve">  9. CTA</w:t>
-      </w:r>
-    </w:p>
-    <w:p>
-      <w:r>
-        <w:t xml:space="preserve">  10. Schema</w:t>
-      </w:r>
-    </w:p>
-    <w:p>
-      <w:r>
-        <w:br/>
-      </w:r>
-    </w:p>
-    <w:p>
-      <w:pPr>
-        <w:bidi/>
-      </w:pPr>
-      <w:r>
-        <w:t xml:space="preserve">  استخدم نفس تصميم صفحات solutions.</w:t>
-      </w:r>
-    </w:p>
-    <w:p>
-      <w:pPr>
-        <w:bidi/>
-      </w:pPr>
-      <w:r>
-        <w:t xml:space="preserve">  أضف الصفحة إلى sitemap.xml</w:t>
-      </w:r>
-    </w:p>
-    <w:p>
-      <w:r>
-        <w:br/>
-      </w:r>
-    </w:p>
-    <w:p>
-      <w:r>
-        <w:t xml:space="preserve">  ---</w:t>
-      </w:r>
-    </w:p>
-    <w:p>
-      <w:r>
-        <w:t xml:space="preserve">  </w:t>
-      </w:r>
-      <w:r>
-        <w:rPr>
-          <w:b/>
-        </w:rPr>
-        <w:t>Prompt 4.3: Create Remaining Comparison Pages</w:t>
-      </w:r>
-    </w:p>
-    <w:p>
-      <w:r>
-        <w:br/>
-      </w:r>
-    </w:p>
-    <w:p>
-      <w:pPr>
-        <w:bidi/>
-      </w:pPr>
-      <w:r>
-        <w:t xml:space="preserve">  أنت Senior SEO Engineer + Content Strategist.</w:t>
-      </w:r>
-    </w:p>
-    <w:p>
-      <w:r>
-        <w:br/>
-      </w:r>
-    </w:p>
-    <w:p>
-      <w:pPr>
-        <w:bidi/>
-      </w:pPr>
-      <w:r>
-        <w:t xml:space="preserve">  المطلوب: إنشاء 3 صفحات مقارنة:</w:t>
-      </w:r>
-    </w:p>
-    <w:p>
-      <w:r>
-        <w:br/>
-      </w:r>
-    </w:p>
-    <w:p>
-      <w:r>
-        <w:t xml:space="preserve">  1. /compare/ai-audit-trail-vs-regular-logging/</w:t>
-      </w:r>
-    </w:p>
-    <w:p>
-      <w:r>
-        <w:t xml:space="preserve">  2. /compare/human-approval-vs-fully-automated/</w:t>
-      </w:r>
-    </w:p>
-    <w:p>
-      <w:r>
-        <w:t xml:space="preserve">  3. /compare/brightai-vs-chatbot/</w:t>
-      </w:r>
-    </w:p>
-    <w:p>
-      <w:r>
-        <w:br/>
-      </w:r>
-    </w:p>
-    <w:p>
-      <w:pPr>
-        <w:bidi/>
-      </w:pPr>
-      <w:r>
-        <w:t xml:space="preserve">  استخدم المحتوى من:</w:t>
-      </w:r>
-    </w:p>
-    <w:p>
-      <w:r>
-        <w:t xml:space="preserve">  report/seo/comparison-pages-plan.md - Sections 3, 4, 5</w:t>
-      </w:r>
-    </w:p>
-    <w:p>
-      <w:r>
-        <w:br/>
-      </w:r>
-    </w:p>
-    <w:p>
-      <w:pPr>
-        <w:bidi/>
-      </w:pPr>
-      <w:r>
-        <w:t xml:space="preserve">  لكل صفحة:</w:t>
-      </w:r>
-    </w:p>
-    <w:p>
-      <w:pPr>
-        <w:bidi/>
-      </w:pPr>
-      <w:r>
-        <w:t xml:space="preserve">  - نفس البنية أعلاه</w:t>
-      </w:r>
-    </w:p>
-    <w:p>
-      <w:r>
-        <w:t xml:space="preserve">  - Answer Block + جدول + متى تحتاج + FAQ + CTA + Schema</w:t>
-      </w:r>
-    </w:p>
-    <w:p>
-      <w:pPr>
-        <w:bidi/>
-      </w:pPr>
-      <w:r>
-        <w:t xml:space="preserve">  - استخدم تصميم موحد</w:t>
-      </w:r>
-    </w:p>
-    <w:p>
-      <w:pPr>
-        <w:bidi/>
-      </w:pPr>
-      <w:r>
-        <w:t xml:space="preserve">  - أضف إلى sitemap.xml</w:t>
-      </w:r>
-    </w:p>
-    <w:p>
-      <w:r>
-        <w:br/>
-      </w:r>
-    </w:p>
-    <w:p>
-      <w:pPr>
-        <w:bidi/>
-      </w:pPr>
-      <w:r>
-        <w:t xml:space="preserve">  بعد الانتهاء، شغّل:</w:t>
-      </w:r>
-    </w:p>
-    <w:p>
-      <w:r>
-        <w:t xml:space="preserve">  npm run sitemap:generate</w:t>
-      </w:r>
-    </w:p>
-    <w:p>
-      <w:r>
-        <w:t xml:space="preserve">  npm run seo:check</w:t>
-      </w:r>
-    </w:p>
-    <w:p>
-      <w:r>
-        <w:br/>
-      </w:r>
-    </w:p>
-    <w:p>
-      <w:r>
-        <w:t xml:space="preserve">  ---</w:t>
-      </w:r>
-    </w:p>
-    <w:p>
-      <w:pPr>
-        <w:bidi/>
-      </w:pPr>
-      <w:r>
-        <w:t xml:space="preserve">  </w:t>
-      </w:r>
-      <w:r>
-        <w:rPr>
-          <w:b/>
-          <w:bCs/>
-          <w:rFonts w:ascii="Arial" w:hAnsi="Arial" w:cs="Arial" w:eastAsiaTheme="minorHAnsi"/>
-        </w:rPr>
-        <w:t>📅 مستمر: المراقبة والتحديث</w:t>
-      </w:r>
-    </w:p>
-    <w:p>
-      <w:r>
-        <w:t xml:space="preserve">  </w:t>
-      </w:r>
-    </w:p>
-    <w:p>
-      <w:r>
-        <w:t xml:space="preserve">  </w:t>
-      </w:r>
-      <w:r>
-        <w:rPr>
-          <w:b/>
-        </w:rPr>
-        <w:t>Prompt 5.1: Monthly SERP Intent Check</w:t>
-      </w:r>
-    </w:p>
-    <w:p>
-      <w:r>
-        <w:br/>
-      </w:r>
-    </w:p>
-    <w:p>
-      <w:pPr>
-        <w:bidi/>
-      </w:pPr>
-      <w:r>
-        <w:t xml:space="preserve">  أنت Senior SEO Analyst.</w:t>
-      </w:r>
-    </w:p>
-    <w:p>
-      <w:r>
-        <w:br/>
-      </w:r>
-    </w:p>
-    <w:p>
-      <w:pPr>
-        <w:bidi/>
-      </w:pPr>
-      <w:r>
-        <w:t xml:space="preserve">  المطلوب: مراقبة شهرية لـ SERP Intent Shift</w:t>
-      </w:r>
-    </w:p>
-    <w:p>
-      <w:r>
-        <w:br/>
-      </w:r>
-    </w:p>
-    <w:p>
-      <w:pPr>
-        <w:bidi/>
-      </w:pPr>
-      <w:r>
-        <w:t xml:space="preserve">  1. افتح report/seo/serp-intent-shift-watchlist.md</w:t>
-      </w:r>
-    </w:p>
-    <w:p>
-      <w:r>
-        <w:br/>
-      </w:r>
-    </w:p>
-    <w:p>
-      <w:pPr>
-        <w:bidi/>
-      </w:pPr>
-      <w:r>
-        <w:t xml:space="preserve">  2. لكل كلمة مفتاحية من الـ 9:</w:t>
-      </w:r>
-    </w:p>
-    <w:p>
-      <w:pPr>
-        <w:bidi/>
-      </w:pPr>
-      <w:r>
-        <w:t xml:space="preserve">     - ابحث في Google</w:t>
-      </w:r>
-    </w:p>
-    <w:p>
-      <w:pPr>
-        <w:bidi/>
-      </w:pPr>
-      <w:r>
-        <w:t xml:space="preserve">     - حلل أول 10 نتائج</w:t>
-      </w:r>
-    </w:p>
-    <w:p>
-      <w:pPr>
-        <w:bidi/>
-      </w:pPr>
-      <w:r>
-        <w:t xml:space="preserve">     - حدد نوع المحتوى السائد</w:t>
-      </w:r>
-    </w:p>
-    <w:p>
-      <w:pPr>
-        <w:bidi/>
-      </w:pPr>
-      <w:r>
-        <w:t xml:space="preserve">     - راجع People Also Ask</w:t>
-      </w:r>
-    </w:p>
-    <w:p>
-      <w:pPr>
-        <w:bidi/>
-      </w:pPr>
-      <w:r>
-        <w:t xml:space="preserve">     - راجع Related Searches</w:t>
-      </w:r>
-    </w:p>
-    <w:p>
-      <w:r>
-        <w:br/>
-      </w:r>
-    </w:p>
-    <w:p>
-      <w:pPr>
-        <w:bidi/>
-      </w:pPr>
-      <w:r>
-        <w:t xml:space="preserve">  3. سجل النتائج في تقرير:</w:t>
-      </w:r>
-    </w:p>
-    <w:p>
-      <w:r>
-        <w:t xml:space="preserve">     report/seo/serp-intent-shift-watchlist-[YYYY-MM].md</w:t>
-      </w:r>
-    </w:p>
-    <w:p>
-      <w:r>
-        <w:br/>
-      </w:r>
-    </w:p>
-    <w:p>
-      <w:pPr>
-        <w:bidi/>
-      </w:pPr>
-      <w:r>
-        <w:t xml:space="preserve">  4. إذا اكتشفت تغيير في النية:</w:t>
-      </w:r>
-    </w:p>
-    <w:p>
-      <w:pPr>
-        <w:bidi/>
-      </w:pPr>
-      <w:r>
-        <w:t xml:space="preserve">     - حدد الصفحات المتأثرة</w:t>
-      </w:r>
-    </w:p>
-    <w:p>
-      <w:pPr>
-        <w:bidi/>
-      </w:pPr>
-      <w:r>
-        <w:t xml:space="preserve">     - اقترح التحديثات المطلوبة</w:t>
-      </w:r>
-    </w:p>
-    <w:p>
-      <w:pPr>
-        <w:bidi/>
-      </w:pPr>
-      <w:r>
-        <w:t xml:space="preserve">     - نفذ التحديثات</w:t>
-      </w:r>
-    </w:p>
-    <w:p>
-      <w:r>
-        <w:br/>
-      </w:r>
-    </w:p>
-    <w:p>
-      <w:pPr>
-        <w:bidi/>
-      </w:pPr>
-      <w:r>
-        <w:t xml:space="preserve">  استخدم النموذج في report/seo/serp-intent-shift-watchlist.md</w:t>
-      </w:r>
-    </w:p>
-    <w:p>
-      <w:r>
-        <w:br/>
-      </w:r>
-    </w:p>
-    <w:p>
-      <w:r>
-        <w:t xml:space="preserve">  ---</w:t>
-      </w:r>
-    </w:p>
-    <w:p>
-      <w:r>
-        <w:t xml:space="preserve">  </w:t>
-      </w:r>
-      <w:r>
-        <w:rPr>
-          <w:b/>
-        </w:rPr>
-        <w:t>Prompt 5.2: Monthly AI Visibility Test</w:t>
-      </w:r>
-    </w:p>
-    <w:p>
-      <w:r>
-        <w:br/>
-      </w:r>
-    </w:p>
-    <w:p>
-      <w:pPr>
-        <w:bidi/>
-      </w:pPr>
-      <w:r>
-        <w:t xml:space="preserve">  أنت Senior SEO Analyst + AI Search Specialist.</w:t>
-      </w:r>
-    </w:p>
-    <w:p>
-      <w:r>
-        <w:br/>
-      </w:r>
-    </w:p>
-    <w:p>
-      <w:pPr>
-        <w:bidi/>
-      </w:pPr>
-      <w:r>
-        <w:t xml:space="preserve">  المطلوب: اختبار شهري للظهور في AI Search</w:t>
-      </w:r>
-    </w:p>
-    <w:p>
-      <w:r>
-        <w:br/>
-      </w:r>
-    </w:p>
-    <w:p>
-      <w:pPr>
-        <w:bidi/>
-      </w:pPr>
-      <w:r>
-        <w:t xml:space="preserve">  1. افتح report/seo/ai-visibility-tracking.md</w:t>
-      </w:r>
-    </w:p>
-    <w:p>
-      <w:r>
-        <w:br/>
-      </w:r>
-    </w:p>
-    <w:p>
-      <w:pPr>
-        <w:bidi/>
-      </w:pPr>
-      <w:r>
-        <w:t xml:space="preserve">  2. اختبر الـ 10 prompts في:</w:t>
-      </w:r>
-    </w:p>
-    <w:p>
-      <w:r>
-        <w:t xml:space="preserve">     - ChatGPT</w:t>
-      </w:r>
-    </w:p>
-    <w:p>
-      <w:r>
-        <w:t xml:space="preserve">     - Perplexity</w:t>
-      </w:r>
-    </w:p>
-    <w:p>
-      <w:r>
-        <w:t xml:space="preserve">     - Claude</w:t>
-      </w:r>
-    </w:p>
-    <w:p>
-      <w:r>
-        <w:t xml:space="preserve">     - Gemini</w:t>
-      </w:r>
-    </w:p>
-    <w:p>
-      <w:r>
-        <w:t xml:space="preserve">     - Google AI Overviews (5 prompts رئيسية)</w:t>
-      </w:r>
-    </w:p>
-    <w:p>
-      <w:r>
-        <w:br/>
-      </w:r>
-    </w:p>
-    <w:p>
-      <w:pPr>
-        <w:bidi/>
-      </w:pPr>
-      <w:r>
-        <w:t xml:space="preserve">  3. لكل prompt:</w:t>
-      </w:r>
-    </w:p>
-    <w:p>
-      <w:pPr>
-        <w:bidi/>
-      </w:pPr>
-      <w:r>
-        <w:t xml:space="preserve">     - سجل الإجابة</w:t>
-      </w:r>
-    </w:p>
-    <w:p>
-      <w:pPr>
-        <w:bidi/>
-      </w:pPr>
-      <w:r>
-        <w:t xml:space="preserve">     - حدد Pass/Fail/Partial</w:t>
-      </w:r>
-    </w:p>
-    <w:p>
-      <w:pPr>
-        <w:bidi/>
-      </w:pPr>
-      <w:r>
-        <w:t xml:space="preserve">     - اكتب ملاحظات</w:t>
-      </w:r>
-    </w:p>
-    <w:p>
-      <w:r>
-        <w:br/>
-      </w:r>
-    </w:p>
-    <w:p>
-      <w:pPr>
-        <w:bidi/>
-      </w:pPr>
-      <w:r>
-        <w:t xml:space="preserve">  4. احسب Overall Score</w:t>
-      </w:r>
-    </w:p>
-    <w:p>
-      <w:r>
-        <w:br/>
-      </w:r>
-    </w:p>
-    <w:p>
-      <w:pPr>
-        <w:bidi/>
-      </w:pPr>
-      <w:r>
-        <w:t xml:space="preserve">  5. أنشئ تقرير:</w:t>
-      </w:r>
-    </w:p>
-    <w:p>
-      <w:r>
-        <w:t xml:space="preserve">     report/seo/ai-visibility-tracking/[YYYY-MM].md</w:t>
-      </w:r>
-    </w:p>
-    <w:p>
-      <w:r>
-        <w:br/>
-      </w:r>
-    </w:p>
-    <w:p>
-      <w:pPr>
-        <w:bidi/>
-      </w:pPr>
-      <w:r>
-        <w:t xml:space="preserve">  6. إذا Score &lt; 60%:</w:t>
-      </w:r>
-    </w:p>
-    <w:p>
-      <w:pPr>
-        <w:bidi/>
-      </w:pPr>
-      <w:r>
-        <w:t xml:space="preserve">     - حدد المشاكل</w:t>
-      </w:r>
-    </w:p>
-    <w:p>
-      <w:pPr>
-        <w:bidi/>
-      </w:pPr>
-      <w:r>
-        <w:t xml:space="preserve">     - حدث llms.txt</w:t>
-      </w:r>
-    </w:p>
-    <w:p>
-      <w:pPr>
-        <w:bidi/>
-      </w:pPr>
-      <w:r>
-        <w:t xml:space="preserve">     - حدث Answer Blocks</w:t>
-      </w:r>
-    </w:p>
-    <w:p>
-      <w:pPr>
-        <w:bidi/>
-      </w:pPr>
-      <w:r>
-        <w:t xml:space="preserve">     - حدث Schema</w:t>
-      </w:r>
-    </w:p>
-    <w:p>
-      <w:r>
-        <w:br/>
-      </w:r>
-    </w:p>
-    <w:p>
-      <w:pPr>
-        <w:bidi/>
-      </w:pPr>
-      <w:r>
-        <w:t xml:space="preserve">  استخدم النموذج في report/seo/ai-visibility-tracking.md</w:t>
-      </w:r>
-    </w:p>
-    <w:p>
-      <w:r>
-        <w:br/>
-      </w:r>
-    </w:p>
-    <w:p>
-      <w:r>
-        <w:t xml:space="preserve">  ---</w:t>
-      </w:r>
-    </w:p>
-    <w:p>
-      <w:r>
-        <w:t xml:space="preserve">  </w:t>
-      </w:r>
-      <w:r>
-        <w:rPr>
-          <w:b/>
-        </w:rPr>
-        <w:t>Prompt 5.3: Monthly Content Freshness Update</w:t>
-      </w:r>
-    </w:p>
-    <w:p>
-      <w:r>
-        <w:br/>
-      </w:r>
-    </w:p>
-    <w:p>
-      <w:pPr>
-        <w:bidi/>
-      </w:pPr>
-      <w:r>
-        <w:t xml:space="preserve">  أنت Senior Content Manager.</w:t>
-      </w:r>
-    </w:p>
-    <w:p>
-      <w:r>
-        <w:br/>
-      </w:r>
-    </w:p>
-    <w:p>
-      <w:pPr>
-        <w:bidi/>
-      </w:pPr>
-      <w:r>
-        <w:t xml:space="preserve">  المطلوب: تحديث شهري للمحتوى</w:t>
-      </w:r>
-    </w:p>
-    <w:p>
-      <w:r>
-        <w:br/>
-      </w:r>
-    </w:p>
-    <w:p>
-      <w:pPr>
-        <w:bidi/>
-      </w:pPr>
-      <w:r>
-        <w:t xml:space="preserve">  1. افتح report/seo/freshness-calendar.md</w:t>
-      </w:r>
-    </w:p>
-    <w:p>
-      <w:r>
-        <w:br/>
-      </w:r>
-    </w:p>
-    <w:p>
-      <w:pPr>
-        <w:bidi/>
-      </w:pPr>
-      <w:r>
-        <w:t xml:space="preserve">  2. راجع الصفحات المجدولة للتحديث هذا الشهر</w:t>
-      </w:r>
-    </w:p>
-    <w:p>
-      <w:r>
-        <w:br/>
-      </w:r>
-    </w:p>
-    <w:p>
-      <w:pPr>
-        <w:bidi/>
-      </w:pPr>
-      <w:r>
-        <w:t xml:space="preserve">  3. لكل صفحة:</w:t>
-      </w:r>
-    </w:p>
-    <w:p>
-      <w:pPr>
-        <w:bidi/>
-      </w:pPr>
-      <w:r>
-        <w:t xml:space="preserve">     - اقرأ المحتوى الحالي</w:t>
-      </w:r>
-    </w:p>
-    <w:p>
-      <w:pPr>
-        <w:bidi/>
-      </w:pPr>
-      <w:r>
-        <w:t xml:space="preserve">     - ابحث عن تحديثات (PDPL, NCA ECC, SDAIA)</w:t>
-      </w:r>
-    </w:p>
-    <w:p>
-      <w:pPr>
-        <w:bidi/>
-      </w:pPr>
-      <w:r>
-        <w:t xml:space="preserve">     - حدث المحتوى</w:t>
-      </w:r>
-    </w:p>
-    <w:p>
-      <w:pPr>
-        <w:bidi/>
-      </w:pPr>
-      <w:r>
-        <w:t xml:space="preserve">     - حدث Last Updated date</w:t>
-      </w:r>
-    </w:p>
-    <w:p>
-      <w:pPr>
-        <w:bidi/>
-      </w:pPr>
-      <w:r>
-        <w:t xml:space="preserve">     - حدث Schema dateModified</w:t>
-      </w:r>
-    </w:p>
-    <w:p>
-      <w:r>
-        <w:br/>
-      </w:r>
-    </w:p>
-    <w:p>
-      <w:pPr>
-        <w:bidi/>
-      </w:pPr>
-      <w:r>
-        <w:t xml:space="preserve">  4. تحقق من Triggers:</w:t>
-      </w:r>
-    </w:p>
-    <w:p>
-      <w:pPr>
-        <w:bidi/>
-      </w:pPr>
-      <w:r>
-        <w:t xml:space="preserve">     - هل هناك تحديثات تنظيمية؟</w:t>
-      </w:r>
-    </w:p>
-    <w:p>
-      <w:pPr>
-        <w:bidi/>
-      </w:pPr>
-      <w:r>
-        <w:t xml:space="preserve">     - هل هناك product updates؟</w:t>
-      </w:r>
-    </w:p>
-    <w:p>
-      <w:pPr>
-        <w:bidi/>
-      </w:pPr>
-      <w:r>
-        <w:t xml:space="preserve">     - هل هناك competitor activity؟</w:t>
-      </w:r>
-    </w:p>
-    <w:p>
-      <w:pPr>
-        <w:bidi/>
-      </w:pPr>
-      <w:r>
-        <w:t xml:space="preserve">     - هل هناك market incidents؟</w:t>
-      </w:r>
-    </w:p>
-    <w:p>
-      <w:r>
-        <w:br/>
-      </w:r>
-    </w:p>
-    <w:p>
-      <w:pPr>
-        <w:bidi/>
-      </w:pPr>
-      <w:r>
-        <w:t xml:space="preserve">  5. أنشئ تقرير:</w:t>
-      </w:r>
-    </w:p>
-    <w:p>
-      <w:r>
-        <w:t xml:space="preserve">     report/seo/freshness-[YYYY-MM].md</w:t>
-      </w:r>
-    </w:p>
-    <w:p>
-      <w:r>
-        <w:br/>
-      </w:r>
-    </w:p>
-    <w:p>
-      <w:pPr>
-        <w:bidi/>
-      </w:pPr>
-      <w:r>
-        <w:t xml:space="preserve">  استخدم Checklist في report/seo/freshness-calendar.md</w:t>
-      </w:r>
-    </w:p>
-    <w:p>
+      <w:pPr>
+        <w:bidi/>
+      </w:pPr>
+      <w:r>
+        <w:t xml:space="preserve"> </w:t>
+      </w:r>
       <w:r>
         <w:br/>
       </w:r>
